--- a/4.1.1-4.1.5/4.1.4.docx
+++ b/4.1.1-4.1.5/4.1.4.docx
@@ -103,21 +103,7 @@
         <w:rPr>
           <w:rFonts w:ascii="宋体" w:eastAsia="宋体" w:hAnsi="宋体" w:hint="eastAsia"/>
         </w:rPr>
-        <w:t>数据清洗的常见任务：数据去重、</w:t>
-      </w:r>
-      <w:proofErr w:type="gramStart"/>
-      <w:r>
-        <w:rPr>
-          <w:rFonts w:ascii="宋体" w:eastAsia="宋体" w:hAnsi="宋体" w:hint="eastAsia"/>
-        </w:rPr>
-        <w:t>缺失值</w:t>
-      </w:r>
-      <w:proofErr w:type="gramEnd"/>
-      <w:r>
-        <w:rPr>
-          <w:rFonts w:ascii="宋体" w:eastAsia="宋体" w:hAnsi="宋体" w:hint="eastAsia"/>
-        </w:rPr>
-        <w:t>处理、数据格式转换等。</w:t>
+        <w:t>数据清洗的常见任务：数据去重、缺失值处理、数据格式转换等。</w:t>
       </w:r>
     </w:p>
     <w:p>
@@ -185,15 +171,234 @@
           <w:sz w:val="24"/>
           <w:u w:val="single"/>
         </w:rPr>
-        <w:t xml:space="preserve"> </w:t>
-      </w:r>
-      <w:r>
-        <w:rPr>
-          <w:rFonts w:ascii="宋体" w:eastAsia="宋体" w:hAnsi="宋体"/>
+        <w:t>掌握pandas安装和基本操作</w:t>
+      </w:r>
+    </w:p>
+    <w:p>
+      <w:pPr>
+        <w:rPr>
+          <w:rFonts w:ascii="宋体" w:eastAsia="宋体" w:hAnsi="宋体"/>
+        </w:rPr>
+      </w:pPr>
+      <w:r>
+        <w:rPr>
+          <w:rFonts w:ascii="宋体" w:eastAsia="宋体" w:hAnsi="宋体" w:hint="eastAsia"/>
+        </w:rPr>
+        <w:t>内容：</w:t>
+      </w:r>
+    </w:p>
+    <w:p>
+      <w:pPr>
+        <w:rPr>
+          <w:rFonts w:ascii="宋体" w:eastAsia="宋体" w:hAnsi="宋体"/>
+        </w:rPr>
+      </w:pPr>
+      <w:r>
+        <w:rPr>
+          <w:rFonts w:ascii="宋体" w:eastAsia="宋体" w:hAnsi="宋体" w:hint="eastAsia"/>
+        </w:rPr>
+        <w:t>读取</w:t>
+      </w:r>
+      <w:r>
+        <w:rPr>
+          <w:rFonts w:ascii="宋体" w:eastAsia="宋体" w:hAnsi="宋体"/>
+        </w:rPr>
+        <w:t>CSV、Excel、SQL等格式的数据。</w:t>
+      </w:r>
+    </w:p>
+    <w:p>
+      <w:pPr>
+        <w:rPr>
+          <w:rFonts w:ascii="宋体" w:eastAsia="宋体" w:hAnsi="宋体"/>
+        </w:rPr>
+      </w:pPr>
+      <w:r>
+        <w:rPr>
+          <w:rFonts w:ascii="宋体" w:eastAsia="宋体" w:hAnsi="宋体" w:hint="eastAsia"/>
+        </w:rPr>
+        <w:t>保存数据到</w:t>
+      </w:r>
+      <w:r>
+        <w:rPr>
+          <w:rFonts w:ascii="宋体" w:eastAsia="宋体" w:hAnsi="宋体"/>
+        </w:rPr>
+        <w:t>CSV、Excel等格式。</w:t>
+      </w:r>
+    </w:p>
+    <w:p>
+      <w:pPr>
+        <w:rPr>
+          <w:rFonts w:ascii="宋体" w:eastAsia="宋体" w:hAnsi="宋体"/>
+        </w:rPr>
+      </w:pPr>
+      <w:r>
+        <w:rPr>
+          <w:rFonts w:ascii="宋体" w:eastAsia="宋体" w:hAnsi="宋体" w:hint="eastAsia"/>
+        </w:rPr>
+        <w:t>实践操作：导入和导出康复数据集。</w:t>
+      </w:r>
+    </w:p>
+    <w:p>
+      <w:pPr>
+        <w:rPr>
+          <w:rFonts w:ascii="宋体" w:eastAsia="宋体" w:hAnsi="宋体"/>
+        </w:rPr>
+      </w:pPr>
+    </w:p>
+    <w:p>
+      <w:pPr>
+        <w:rPr>
+          <w:rFonts w:ascii="宋体" w:eastAsia="宋体" w:hAnsi="宋体"/>
+          <w:b/>
+          <w:sz w:val="24"/>
+        </w:rPr>
+      </w:pPr>
+      <w:r>
+        <w:rPr>
+          <w:rFonts w:ascii="宋体" w:eastAsia="宋体" w:hAnsi="宋体" w:hint="eastAsia"/>
+          <w:b/>
+          <w:sz w:val="24"/>
+        </w:rPr>
+        <w:t>数据筛选与过滤</w:t>
+      </w:r>
+    </w:p>
+    <w:p>
+      <w:pPr>
+        <w:rPr>
+          <w:rFonts w:ascii="宋体" w:eastAsia="宋体" w:hAnsi="宋体"/>
+        </w:rPr>
+      </w:pPr>
+      <w:r>
+        <w:rPr>
+          <w:rFonts w:ascii="宋体" w:eastAsia="宋体" w:hAnsi="宋体" w:hint="eastAsia"/>
+        </w:rPr>
+        <w:t>学习目标</w:t>
+      </w:r>
+      <w:r>
+        <w:rPr>
+          <w:rFonts w:ascii="宋体" w:eastAsia="宋体" w:hAnsi="宋体" w:hint="eastAsia"/>
+          <w:b/>
+          <w:sz w:val="24"/>
+        </w:rPr>
+        <w:t>：</w:t>
+      </w:r>
+      <w:r>
+        <w:rPr>
+          <w:rFonts w:ascii="宋体" w:eastAsia="宋体" w:hAnsi="宋体" w:hint="eastAsia"/>
           <w:sz w:val="24"/>
           <w:u w:val="single"/>
         </w:rPr>
-        <w:t xml:space="preserve">    </w:t>
+        <w:t>掌握数据筛选和过滤技术</w:t>
+      </w:r>
+    </w:p>
+    <w:p>
+      <w:pPr>
+        <w:rPr>
+          <w:rFonts w:ascii="宋体" w:eastAsia="宋体" w:hAnsi="宋体"/>
+        </w:rPr>
+      </w:pPr>
+      <w:r>
+        <w:rPr>
+          <w:rFonts w:ascii="宋体" w:eastAsia="宋体" w:hAnsi="宋体" w:hint="eastAsia"/>
+        </w:rPr>
+        <w:t>内容：</w:t>
+      </w:r>
+    </w:p>
+    <w:p>
+      <w:pPr>
+        <w:rPr>
+          <w:rFonts w:ascii="宋体" w:eastAsia="宋体" w:hAnsi="宋体"/>
+        </w:rPr>
+      </w:pPr>
+      <w:r>
+        <w:rPr>
+          <w:rFonts w:ascii="宋体" w:eastAsia="宋体" w:hAnsi="宋体" w:hint="eastAsia"/>
+        </w:rPr>
+        <w:t>条件筛选：基于单列或多列的条件筛选数据。</w:t>
+      </w:r>
+    </w:p>
+    <w:p>
+      <w:pPr>
+        <w:rPr>
+          <w:rFonts w:ascii="宋体" w:eastAsia="宋体" w:hAnsi="宋体"/>
+        </w:rPr>
+      </w:pPr>
+      <w:r>
+        <w:rPr>
+          <w:rFonts w:ascii="宋体" w:eastAsia="宋体" w:hAnsi="宋体" w:hint="eastAsia"/>
+        </w:rPr>
+        <w:t>数据去重：去除重复记录。</w:t>
+      </w:r>
+    </w:p>
+    <w:p>
+      <w:pPr>
+        <w:rPr>
+          <w:rFonts w:ascii="宋体" w:eastAsia="宋体" w:hAnsi="宋体"/>
+        </w:rPr>
+      </w:pPr>
+      <w:r>
+        <w:rPr>
+          <w:rFonts w:ascii="宋体" w:eastAsia="宋体" w:hAnsi="宋体" w:hint="eastAsia"/>
+        </w:rPr>
+        <w:t>缺失值处理：识别、删除和填充缺失值。</w:t>
+      </w:r>
+    </w:p>
+    <w:p>
+      <w:pPr>
+        <w:rPr>
+          <w:rFonts w:ascii="宋体" w:eastAsia="宋体" w:hAnsi="宋体"/>
+        </w:rPr>
+      </w:pPr>
+      <w:r>
+        <w:rPr>
+          <w:rFonts w:ascii="宋体" w:eastAsia="宋体" w:hAnsi="宋体" w:hint="eastAsia"/>
+        </w:rPr>
+        <w:t>实践操作：筛选和过滤康复数据。</w:t>
+      </w:r>
+    </w:p>
+    <w:p>
+      <w:pPr>
+        <w:rPr>
+          <w:rFonts w:ascii="宋体" w:eastAsia="宋体" w:hAnsi="宋体"/>
+        </w:rPr>
+      </w:pPr>
+    </w:p>
+    <w:p>
+      <w:pPr>
+        <w:rPr>
+          <w:rFonts w:ascii="宋体" w:eastAsia="宋体" w:hAnsi="宋体"/>
+          <w:b/>
+          <w:sz w:val="24"/>
+        </w:rPr>
+      </w:pPr>
+      <w:r>
+        <w:rPr>
+          <w:rFonts w:ascii="宋体" w:eastAsia="宋体" w:hAnsi="宋体" w:hint="eastAsia"/>
+          <w:b/>
+          <w:sz w:val="24"/>
+        </w:rPr>
+        <w:t>数据转换</w:t>
+      </w:r>
+    </w:p>
+    <w:p>
+      <w:pPr>
+        <w:rPr>
+          <w:rFonts w:ascii="宋体" w:eastAsia="宋体" w:hAnsi="宋体"/>
+        </w:rPr>
+      </w:pPr>
+      <w:r>
+        <w:rPr>
+          <w:rFonts w:ascii="宋体" w:eastAsia="宋体" w:hAnsi="宋体" w:hint="eastAsia"/>
+        </w:rPr>
+        <w:t>学习目标</w:t>
+      </w:r>
+      <w:r>
+        <w:rPr>
+          <w:rFonts w:ascii="宋体" w:eastAsia="宋体" w:hAnsi="宋体" w:hint="eastAsia"/>
+          <w:b/>
+          <w:sz w:val="24"/>
+        </w:rPr>
+        <w:t>：</w:t>
       </w:r>
       <w:r>
         <w:rPr>
@@ -201,31 +406,125 @@
           <w:sz w:val="24"/>
           <w:u w:val="single"/>
         </w:rPr>
-        <w:t xml:space="preserve"> </w:t>
-      </w:r>
-      <w:r>
-        <w:rPr>
-          <w:rFonts w:ascii="宋体" w:eastAsia="宋体" w:hAnsi="宋体"/>
+        <w:t>掌握数据转换和处理技术</w:t>
+      </w:r>
+    </w:p>
+    <w:p>
+      <w:pPr>
+        <w:rPr>
+          <w:rFonts w:ascii="宋体" w:eastAsia="宋体" w:hAnsi="宋体"/>
+        </w:rPr>
+      </w:pPr>
+      <w:r>
+        <w:rPr>
+          <w:rFonts w:ascii="宋体" w:eastAsia="宋体" w:hAnsi="宋体" w:hint="eastAsia"/>
+        </w:rPr>
+        <w:t>内容：</w:t>
+      </w:r>
+    </w:p>
+    <w:p>
+      <w:pPr>
+        <w:rPr>
+          <w:rFonts w:ascii="宋体" w:eastAsia="宋体" w:hAnsi="宋体"/>
+        </w:rPr>
+      </w:pPr>
+      <w:r>
+        <w:rPr>
+          <w:rFonts w:ascii="宋体" w:eastAsia="宋体" w:hAnsi="宋体" w:hint="eastAsia"/>
+        </w:rPr>
+        <w:t>数据类型转换：转换数据类型（如字符串到日期）。</w:t>
+      </w:r>
+    </w:p>
+    <w:p>
+      <w:pPr>
+        <w:rPr>
+          <w:rFonts w:ascii="宋体" w:eastAsia="宋体" w:hAnsi="宋体"/>
+        </w:rPr>
+      </w:pPr>
+      <w:r>
+        <w:rPr>
+          <w:rFonts w:ascii="宋体" w:eastAsia="宋体" w:hAnsi="宋体" w:hint="eastAsia"/>
+        </w:rPr>
+        <w:t>时间序列处理：处理和分析时间序列数据。</w:t>
+      </w:r>
+    </w:p>
+    <w:p>
+      <w:pPr>
+        <w:rPr>
+          <w:rFonts w:ascii="宋体" w:eastAsia="宋体" w:hAnsi="宋体"/>
+        </w:rPr>
+      </w:pPr>
+      <w:r>
+        <w:rPr>
+          <w:rFonts w:ascii="宋体" w:eastAsia="宋体" w:hAnsi="宋体" w:hint="eastAsia"/>
+        </w:rPr>
+        <w:t>数据分列和合并：分割和合并数据列。</w:t>
+      </w:r>
+    </w:p>
+    <w:p>
+      <w:pPr>
+        <w:rPr>
+          <w:rFonts w:ascii="宋体" w:eastAsia="宋体" w:hAnsi="宋体"/>
+        </w:rPr>
+      </w:pPr>
+      <w:r>
+        <w:rPr>
+          <w:rFonts w:ascii="宋体" w:eastAsia="宋体" w:hAnsi="宋体" w:hint="eastAsia"/>
+        </w:rPr>
+        <w:t>实践操作：转换和处理康复数据。</w:t>
+      </w:r>
+    </w:p>
+    <w:p>
+      <w:pPr>
+        <w:rPr>
+          <w:rFonts w:ascii="宋体" w:eastAsia="宋体" w:hAnsi="宋体"/>
+        </w:rPr>
+      </w:pPr>
+    </w:p>
+    <w:p>
+      <w:pPr>
+        <w:rPr>
+          <w:rFonts w:ascii="宋体" w:eastAsia="宋体" w:hAnsi="宋体"/>
+          <w:b/>
+          <w:sz w:val="24"/>
+        </w:rPr>
+      </w:pPr>
+      <w:r>
+        <w:rPr>
+          <w:rFonts w:ascii="宋体" w:eastAsia="宋体" w:hAnsi="宋体" w:hint="eastAsia"/>
+          <w:b/>
+          <w:sz w:val="24"/>
+        </w:rPr>
+        <w:t>数据合并与重塑</w:t>
+      </w:r>
+    </w:p>
+    <w:p>
+      <w:pPr>
+        <w:rPr>
+          <w:rFonts w:ascii="宋体" w:eastAsia="宋体" w:hAnsi="宋体"/>
+        </w:rPr>
+      </w:pPr>
+      <w:r>
+        <w:rPr>
+          <w:rFonts w:ascii="宋体" w:eastAsia="宋体" w:hAnsi="宋体" w:hint="eastAsia"/>
+        </w:rPr>
+        <w:t>学习目标</w:t>
+      </w:r>
+      <w:r>
+        <w:rPr>
+          <w:rFonts w:ascii="宋体" w:eastAsia="宋体" w:hAnsi="宋体" w:hint="eastAsia"/>
+          <w:b/>
+          <w:sz w:val="24"/>
+        </w:rPr>
+        <w:t>：</w:t>
+      </w:r>
+      <w:r>
+        <w:rPr>
+          <w:rFonts w:ascii="宋体" w:eastAsia="宋体" w:hAnsi="宋体" w:hint="eastAsia"/>
           <w:sz w:val="24"/>
           <w:u w:val="single"/>
         </w:rPr>
-        <w:t xml:space="preserve">    </w:t>
-      </w:r>
-      <w:r>
-        <w:rPr>
-          <w:rFonts w:ascii="宋体" w:eastAsia="宋体" w:hAnsi="宋体" w:hint="eastAsia"/>
-          <w:sz w:val="24"/>
-          <w:u w:val="single"/>
-        </w:rPr>
-        <w:t xml:space="preserve"> </w:t>
-      </w:r>
-      <w:r>
-        <w:rPr>
-          <w:rFonts w:ascii="宋体" w:eastAsia="宋体" w:hAnsi="宋体"/>
-          <w:sz w:val="24"/>
-          <w:u w:val="single"/>
-        </w:rPr>
-        <w:t xml:space="preserve">    </w:t>
+        <w:t>掌握数据合并和重塑技术</w:t>
       </w:r>
     </w:p>
     <w:p>
@@ -251,502 +550,13 @@
         <w:rPr>
           <w:rFonts w:ascii="宋体" w:eastAsia="宋体" w:hAnsi="宋体" w:hint="eastAsia"/>
         </w:rPr>
-        <w:t>读取</w:t>
-      </w:r>
-      <w:r>
-        <w:rPr>
-          <w:rFonts w:ascii="宋体" w:eastAsia="宋体" w:hAnsi="宋体"/>
-        </w:rPr>
-        <w:t>CSV、Excel、SQL等格式的数据。</w:t>
-      </w:r>
-    </w:p>
-    <w:p>
-      <w:pPr>
-        <w:rPr>
-          <w:rFonts w:ascii="宋体" w:eastAsia="宋体" w:hAnsi="宋体"/>
-        </w:rPr>
-      </w:pPr>
-      <w:r>
-        <w:rPr>
-          <w:rFonts w:ascii="宋体" w:eastAsia="宋体" w:hAnsi="宋体" w:hint="eastAsia"/>
-        </w:rPr>
-        <w:t>保存数据到</w:t>
-      </w:r>
-      <w:r>
-        <w:rPr>
-          <w:rFonts w:ascii="宋体" w:eastAsia="宋体" w:hAnsi="宋体"/>
-        </w:rPr>
-        <w:t>CSV、Excel等格式。</w:t>
-      </w:r>
-    </w:p>
-    <w:p>
-      <w:pPr>
-        <w:rPr>
-          <w:rFonts w:ascii="宋体" w:eastAsia="宋体" w:hAnsi="宋体"/>
-        </w:rPr>
-      </w:pPr>
-      <w:r>
-        <w:rPr>
-          <w:rFonts w:ascii="宋体" w:eastAsia="宋体" w:hAnsi="宋体" w:hint="eastAsia"/>
-        </w:rPr>
-        <w:t>实践操作：导入和导出康复数据集。</w:t>
-      </w:r>
-    </w:p>
-    <w:p>
-      <w:pPr>
-        <w:rPr>
-          <w:rFonts w:ascii="宋体" w:eastAsia="宋体" w:hAnsi="宋体"/>
-        </w:rPr>
-      </w:pPr>
-    </w:p>
-    <w:p>
-      <w:pPr>
-        <w:rPr>
-          <w:rFonts w:ascii="宋体" w:eastAsia="宋体" w:hAnsi="宋体"/>
-          <w:b/>
-          <w:sz w:val="24"/>
-        </w:rPr>
-      </w:pPr>
-      <w:r>
-        <w:rPr>
-          <w:rFonts w:ascii="宋体" w:eastAsia="宋体" w:hAnsi="宋体" w:hint="eastAsia"/>
-          <w:b/>
-          <w:sz w:val="24"/>
-        </w:rPr>
-        <w:t>数据筛选与过滤</w:t>
-      </w:r>
-    </w:p>
-    <w:p>
-      <w:pPr>
-        <w:rPr>
-          <w:rFonts w:ascii="宋体" w:eastAsia="宋体" w:hAnsi="宋体"/>
-        </w:rPr>
-      </w:pPr>
-      <w:r>
-        <w:rPr>
-          <w:rFonts w:ascii="宋体" w:eastAsia="宋体" w:hAnsi="宋体" w:hint="eastAsia"/>
-        </w:rPr>
-        <w:t>学习目标</w:t>
-      </w:r>
-      <w:r>
-        <w:rPr>
-          <w:rFonts w:ascii="宋体" w:eastAsia="宋体" w:hAnsi="宋体" w:hint="eastAsia"/>
-          <w:b/>
-          <w:sz w:val="24"/>
-        </w:rPr>
-        <w:t>：</w:t>
-      </w:r>
-      <w:r>
-        <w:rPr>
-          <w:rFonts w:ascii="宋体" w:eastAsia="宋体" w:hAnsi="宋体" w:hint="eastAsia"/>
-          <w:sz w:val="24"/>
-          <w:u w:val="single"/>
-        </w:rPr>
-        <w:t xml:space="preserve"> </w:t>
-      </w:r>
-      <w:r>
-        <w:rPr>
-          <w:rFonts w:ascii="宋体" w:eastAsia="宋体" w:hAnsi="宋体"/>
-          <w:sz w:val="24"/>
-          <w:u w:val="single"/>
-        </w:rPr>
-        <w:t xml:space="preserve">    </w:t>
-      </w:r>
-      <w:r>
-        <w:rPr>
-          <w:rFonts w:ascii="宋体" w:eastAsia="宋体" w:hAnsi="宋体" w:hint="eastAsia"/>
-          <w:sz w:val="24"/>
-          <w:u w:val="single"/>
-        </w:rPr>
-        <w:t xml:space="preserve"> </w:t>
-      </w:r>
-      <w:r>
-        <w:rPr>
-          <w:rFonts w:ascii="宋体" w:eastAsia="宋体" w:hAnsi="宋体"/>
-          <w:sz w:val="24"/>
-          <w:u w:val="single"/>
-        </w:rPr>
-        <w:t xml:space="preserve">    </w:t>
-      </w:r>
-      <w:r>
-        <w:rPr>
-          <w:rFonts w:ascii="宋体" w:eastAsia="宋体" w:hAnsi="宋体" w:hint="eastAsia"/>
-          <w:sz w:val="24"/>
-          <w:u w:val="single"/>
-        </w:rPr>
-        <w:t xml:space="preserve"> </w:t>
-      </w:r>
-      <w:r>
-        <w:rPr>
-          <w:rFonts w:ascii="宋体" w:eastAsia="宋体" w:hAnsi="宋体"/>
-          <w:sz w:val="24"/>
-          <w:u w:val="single"/>
-        </w:rPr>
-        <w:t xml:space="preserve">    </w:t>
-      </w:r>
-    </w:p>
-    <w:p>
-      <w:pPr>
-        <w:rPr>
-          <w:rFonts w:ascii="宋体" w:eastAsia="宋体" w:hAnsi="宋体"/>
-        </w:rPr>
-      </w:pPr>
-      <w:r>
-        <w:rPr>
-          <w:rFonts w:ascii="宋体" w:eastAsia="宋体" w:hAnsi="宋体" w:hint="eastAsia"/>
-        </w:rPr>
-        <w:t>内容：</w:t>
-      </w:r>
-    </w:p>
-    <w:p>
-      <w:pPr>
-        <w:rPr>
-          <w:rFonts w:ascii="宋体" w:eastAsia="宋体" w:hAnsi="宋体"/>
-        </w:rPr>
-      </w:pPr>
-      <w:r>
-        <w:rPr>
-          <w:rFonts w:ascii="宋体" w:eastAsia="宋体" w:hAnsi="宋体" w:hint="eastAsia"/>
-        </w:rPr>
-        <w:t>条件筛选：基于单列或多列的条件筛选数据。</w:t>
-      </w:r>
-    </w:p>
-    <w:p>
-      <w:pPr>
-        <w:rPr>
-          <w:rFonts w:ascii="宋体" w:eastAsia="宋体" w:hAnsi="宋体"/>
-        </w:rPr>
-      </w:pPr>
-      <w:r>
-        <w:rPr>
-          <w:rFonts w:ascii="宋体" w:eastAsia="宋体" w:hAnsi="宋体" w:hint="eastAsia"/>
-        </w:rPr>
-        <w:t>数据去重：去除重复记录。</w:t>
-      </w:r>
-    </w:p>
-    <w:p>
-      <w:pPr>
-        <w:rPr>
-          <w:rFonts w:ascii="宋体" w:eastAsia="宋体" w:hAnsi="宋体"/>
-        </w:rPr>
-      </w:pPr>
-      <w:proofErr w:type="gramStart"/>
-      <w:r>
-        <w:rPr>
-          <w:rFonts w:ascii="宋体" w:eastAsia="宋体" w:hAnsi="宋体" w:hint="eastAsia"/>
-        </w:rPr>
-        <w:t>缺失值</w:t>
-      </w:r>
-      <w:proofErr w:type="gramEnd"/>
-      <w:r>
-        <w:rPr>
-          <w:rFonts w:ascii="宋体" w:eastAsia="宋体" w:hAnsi="宋体" w:hint="eastAsia"/>
-        </w:rPr>
-        <w:t>处理：识别、删除和填充缺失值。</w:t>
-      </w:r>
-    </w:p>
-    <w:p>
-      <w:pPr>
-        <w:rPr>
-          <w:rFonts w:ascii="宋体" w:eastAsia="宋体" w:hAnsi="宋体"/>
-        </w:rPr>
-      </w:pPr>
-      <w:r>
-        <w:rPr>
-          <w:rFonts w:ascii="宋体" w:eastAsia="宋体" w:hAnsi="宋体" w:hint="eastAsia"/>
-        </w:rPr>
-        <w:t>实践操作：筛选和过滤康复数据。</w:t>
-      </w:r>
-    </w:p>
-    <w:p>
-      <w:pPr>
-        <w:rPr>
-          <w:rFonts w:ascii="宋体" w:eastAsia="宋体" w:hAnsi="宋体"/>
-        </w:rPr>
-      </w:pPr>
-    </w:p>
-    <w:p>
-      <w:pPr>
-        <w:rPr>
-          <w:rFonts w:ascii="宋体" w:eastAsia="宋体" w:hAnsi="宋体"/>
-          <w:b/>
-          <w:sz w:val="24"/>
-        </w:rPr>
-      </w:pPr>
-      <w:r>
-        <w:rPr>
-          <w:rFonts w:ascii="宋体" w:eastAsia="宋体" w:hAnsi="宋体" w:hint="eastAsia"/>
-          <w:b/>
-          <w:sz w:val="24"/>
-        </w:rPr>
-        <w:t>数据转换</w:t>
-      </w:r>
-    </w:p>
-    <w:p>
-      <w:pPr>
-        <w:rPr>
-          <w:rFonts w:ascii="宋体" w:eastAsia="宋体" w:hAnsi="宋体"/>
-        </w:rPr>
-      </w:pPr>
-      <w:r>
-        <w:rPr>
-          <w:rFonts w:ascii="宋体" w:eastAsia="宋体" w:hAnsi="宋体" w:hint="eastAsia"/>
-        </w:rPr>
-        <w:t>学习目标</w:t>
-      </w:r>
-      <w:r>
-        <w:rPr>
-          <w:rFonts w:ascii="宋体" w:eastAsia="宋体" w:hAnsi="宋体" w:hint="eastAsia"/>
-          <w:b/>
-          <w:sz w:val="24"/>
-        </w:rPr>
-        <w:t>：</w:t>
-      </w:r>
-      <w:r>
-        <w:rPr>
-          <w:rFonts w:ascii="宋体" w:eastAsia="宋体" w:hAnsi="宋体" w:hint="eastAsia"/>
-          <w:sz w:val="24"/>
-          <w:u w:val="single"/>
-        </w:rPr>
-        <w:t xml:space="preserve"> </w:t>
-      </w:r>
-      <w:r>
-        <w:rPr>
-          <w:rFonts w:ascii="宋体" w:eastAsia="宋体" w:hAnsi="宋体"/>
-          <w:sz w:val="24"/>
-          <w:u w:val="single"/>
-        </w:rPr>
-        <w:t xml:space="preserve">    </w:t>
-      </w:r>
-      <w:r>
-        <w:rPr>
-          <w:rFonts w:ascii="宋体" w:eastAsia="宋体" w:hAnsi="宋体" w:hint="eastAsia"/>
-          <w:sz w:val="24"/>
-          <w:u w:val="single"/>
-        </w:rPr>
-        <w:t xml:space="preserve"> </w:t>
-      </w:r>
-      <w:r>
-        <w:rPr>
-          <w:rFonts w:ascii="宋体" w:eastAsia="宋体" w:hAnsi="宋体"/>
-          <w:sz w:val="24"/>
-          <w:u w:val="single"/>
-        </w:rPr>
-        <w:t xml:space="preserve">    </w:t>
-      </w:r>
-      <w:r>
-        <w:rPr>
-          <w:rFonts w:ascii="宋体" w:eastAsia="宋体" w:hAnsi="宋体" w:hint="eastAsia"/>
-          <w:sz w:val="24"/>
-          <w:u w:val="single"/>
-        </w:rPr>
-        <w:t xml:space="preserve"> </w:t>
-      </w:r>
-      <w:r>
-        <w:rPr>
-          <w:rFonts w:ascii="宋体" w:eastAsia="宋体" w:hAnsi="宋体"/>
-          <w:sz w:val="24"/>
-          <w:u w:val="single"/>
-        </w:rPr>
-        <w:t xml:space="preserve">    </w:t>
-      </w:r>
-    </w:p>
-    <w:p>
-      <w:pPr>
-        <w:rPr>
-          <w:rFonts w:ascii="宋体" w:eastAsia="宋体" w:hAnsi="宋体"/>
-        </w:rPr>
-      </w:pPr>
-      <w:r>
-        <w:rPr>
-          <w:rFonts w:ascii="宋体" w:eastAsia="宋体" w:hAnsi="宋体" w:hint="eastAsia"/>
-        </w:rPr>
-        <w:t>内容：</w:t>
-      </w:r>
-    </w:p>
-    <w:p>
-      <w:pPr>
-        <w:rPr>
-          <w:rFonts w:ascii="宋体" w:eastAsia="宋体" w:hAnsi="宋体"/>
-        </w:rPr>
-      </w:pPr>
-      <w:r>
-        <w:rPr>
-          <w:rFonts w:ascii="宋体" w:eastAsia="宋体" w:hAnsi="宋体" w:hint="eastAsia"/>
-        </w:rPr>
-        <w:t>数据类型转换：转换数据类型（如字符串到日期）。</w:t>
-      </w:r>
-    </w:p>
-    <w:p>
-      <w:pPr>
-        <w:rPr>
-          <w:rFonts w:ascii="宋体" w:eastAsia="宋体" w:hAnsi="宋体"/>
-        </w:rPr>
-      </w:pPr>
-      <w:r>
-        <w:rPr>
-          <w:rFonts w:ascii="宋体" w:eastAsia="宋体" w:hAnsi="宋体" w:hint="eastAsia"/>
-        </w:rPr>
-        <w:t>时间序列处理：处理和分析时间序列数据。</w:t>
-      </w:r>
-    </w:p>
-    <w:p>
-      <w:pPr>
-        <w:rPr>
-          <w:rFonts w:ascii="宋体" w:eastAsia="宋体" w:hAnsi="宋体"/>
-        </w:rPr>
-      </w:pPr>
-      <w:r>
-        <w:rPr>
-          <w:rFonts w:ascii="宋体" w:eastAsia="宋体" w:hAnsi="宋体" w:hint="eastAsia"/>
-        </w:rPr>
-        <w:t>数据分列和合并：分割和合并数据列。</w:t>
-      </w:r>
-    </w:p>
-    <w:p>
-      <w:pPr>
-        <w:rPr>
-          <w:rFonts w:ascii="宋体" w:eastAsia="宋体" w:hAnsi="宋体"/>
-        </w:rPr>
-      </w:pPr>
-      <w:r>
-        <w:rPr>
-          <w:rFonts w:ascii="宋体" w:eastAsia="宋体" w:hAnsi="宋体" w:hint="eastAsia"/>
-        </w:rPr>
-        <w:t>实践操作：转换和处理康复数据。</w:t>
-      </w:r>
-    </w:p>
-    <w:p>
-      <w:pPr>
-        <w:rPr>
-          <w:rFonts w:ascii="宋体" w:eastAsia="宋体" w:hAnsi="宋体"/>
-        </w:rPr>
-      </w:pPr>
-    </w:p>
-    <w:p>
-      <w:pPr>
-        <w:rPr>
-          <w:rFonts w:ascii="宋体" w:eastAsia="宋体" w:hAnsi="宋体"/>
-          <w:b/>
-          <w:sz w:val="24"/>
-        </w:rPr>
-      </w:pPr>
-      <w:r>
-        <w:rPr>
-          <w:rFonts w:ascii="宋体" w:eastAsia="宋体" w:hAnsi="宋体" w:hint="eastAsia"/>
-          <w:b/>
-          <w:sz w:val="24"/>
-        </w:rPr>
-        <w:t>数据合并与重塑</w:t>
-      </w:r>
-    </w:p>
-    <w:p>
-      <w:pPr>
-        <w:rPr>
-          <w:rFonts w:ascii="宋体" w:eastAsia="宋体" w:hAnsi="宋体"/>
-        </w:rPr>
-      </w:pPr>
-      <w:r>
-        <w:rPr>
-          <w:rFonts w:ascii="宋体" w:eastAsia="宋体" w:hAnsi="宋体" w:hint="eastAsia"/>
-        </w:rPr>
-        <w:t>学习目标</w:t>
-      </w:r>
-      <w:r>
-        <w:rPr>
-          <w:rFonts w:ascii="宋体" w:eastAsia="宋体" w:hAnsi="宋体" w:hint="eastAsia"/>
-          <w:b/>
-          <w:sz w:val="24"/>
-        </w:rPr>
-        <w:t>：</w:t>
-      </w:r>
-      <w:r>
-        <w:rPr>
-          <w:rFonts w:ascii="宋体" w:eastAsia="宋体" w:hAnsi="宋体" w:hint="eastAsia"/>
-          <w:sz w:val="24"/>
-          <w:u w:val="single"/>
-        </w:rPr>
-        <w:t xml:space="preserve"> </w:t>
-      </w:r>
-      <w:r>
-        <w:rPr>
-          <w:rFonts w:ascii="宋体" w:eastAsia="宋体" w:hAnsi="宋体"/>
-          <w:sz w:val="24"/>
-          <w:u w:val="single"/>
-        </w:rPr>
-        <w:t xml:space="preserve">    </w:t>
-      </w:r>
-      <w:r>
-        <w:rPr>
-          <w:rFonts w:ascii="宋体" w:eastAsia="宋体" w:hAnsi="宋体" w:hint="eastAsia"/>
-          <w:sz w:val="24"/>
-          <w:u w:val="single"/>
-        </w:rPr>
-        <w:t xml:space="preserve"> </w:t>
-      </w:r>
-      <w:r>
-        <w:rPr>
-          <w:rFonts w:ascii="宋体" w:eastAsia="宋体" w:hAnsi="宋体"/>
-          <w:sz w:val="24"/>
-          <w:u w:val="single"/>
-        </w:rPr>
-        <w:t xml:space="preserve">    </w:t>
-      </w:r>
-      <w:r>
-        <w:rPr>
-          <w:rFonts w:ascii="宋体" w:eastAsia="宋体" w:hAnsi="宋体" w:hint="eastAsia"/>
-          <w:sz w:val="24"/>
-          <w:u w:val="single"/>
-        </w:rPr>
-        <w:t xml:space="preserve"> </w:t>
-      </w:r>
-      <w:r>
-        <w:rPr>
-          <w:rFonts w:ascii="宋体" w:eastAsia="宋体" w:hAnsi="宋体"/>
-          <w:sz w:val="24"/>
-          <w:u w:val="single"/>
-        </w:rPr>
-        <w:t xml:space="preserve">    </w:t>
-      </w:r>
-    </w:p>
-    <w:p>
-      <w:pPr>
-        <w:rPr>
-          <w:rFonts w:ascii="宋体" w:eastAsia="宋体" w:hAnsi="宋体"/>
-        </w:rPr>
-      </w:pPr>
-      <w:r>
-        <w:rPr>
-          <w:rFonts w:ascii="宋体" w:eastAsia="宋体" w:hAnsi="宋体" w:hint="eastAsia"/>
-        </w:rPr>
-        <w:t>内容：</w:t>
-      </w:r>
-    </w:p>
-    <w:p>
-      <w:pPr>
-        <w:rPr>
-          <w:rFonts w:ascii="宋体" w:eastAsia="宋体" w:hAnsi="宋体"/>
-        </w:rPr>
-      </w:pPr>
-      <w:r>
-        <w:rPr>
-          <w:rFonts w:ascii="宋体" w:eastAsia="宋体" w:hAnsi="宋体" w:hint="eastAsia"/>
-        </w:rPr>
         <w:t>数据合并：</w:t>
       </w:r>
-      <w:proofErr w:type="spellStart"/>
-      <w:r>
-        <w:rPr>
-          <w:rFonts w:ascii="宋体" w:eastAsia="宋体" w:hAnsi="宋体"/>
-        </w:rPr>
-        <w:t>concat</w:t>
-      </w:r>
-      <w:proofErr w:type="spellEnd"/>
-      <w:r>
-        <w:rPr>
-          <w:rFonts w:ascii="宋体" w:eastAsia="宋体" w:hAnsi="宋体"/>
-        </w:rPr>
-        <w:t>和merge方法。</w:t>
+      <w:r>
+        <w:rPr>
+          <w:rFonts w:ascii="宋体" w:eastAsia="宋体" w:hAnsi="宋体"/>
+        </w:rPr>
+        <w:t>concat和merge方法。</w:t>
       </w:r>
     </w:p>
     <w:p>
@@ -832,15 +642,15 @@
           <w:sz w:val="24"/>
           <w:u w:val="single"/>
         </w:rPr>
-        <w:t xml:space="preserve"> </w:t>
-      </w:r>
-      <w:r>
-        <w:rPr>
-          <w:rFonts w:ascii="宋体" w:eastAsia="宋体" w:hAnsi="宋体"/>
+        <w:t>掌握数据</w:t>
+      </w:r>
+      <w:r>
+        <w:rPr>
+          <w:rFonts w:ascii="宋体" w:eastAsia="宋体" w:hAnsi="宋体" w:hint="eastAsia"/>
           <w:sz w:val="24"/>
           <w:u w:val="single"/>
         </w:rPr>
-        <w:t xml:space="preserve">    </w:t>
+        <w:t>分组</w:t>
       </w:r>
       <w:r>
         <w:rPr>
@@ -848,15 +658,15 @@
           <w:sz w:val="24"/>
           <w:u w:val="single"/>
         </w:rPr>
-        <w:t xml:space="preserve"> </w:t>
-      </w:r>
-      <w:r>
-        <w:rPr>
-          <w:rFonts w:ascii="宋体" w:eastAsia="宋体" w:hAnsi="宋体"/>
+        <w:t>和</w:t>
+      </w:r>
+      <w:r>
+        <w:rPr>
+          <w:rFonts w:ascii="宋体" w:eastAsia="宋体" w:hAnsi="宋体" w:hint="eastAsia"/>
           <w:sz w:val="24"/>
           <w:u w:val="single"/>
         </w:rPr>
-        <w:t xml:space="preserve">    </w:t>
+        <w:t>聚合</w:t>
       </w:r>
       <w:r>
         <w:rPr>
@@ -864,150 +674,7 @@
           <w:sz w:val="24"/>
           <w:u w:val="single"/>
         </w:rPr>
-        <w:t xml:space="preserve"> </w:t>
-      </w:r>
-      <w:r>
-        <w:rPr>
-          <w:rFonts w:ascii="宋体" w:eastAsia="宋体" w:hAnsi="宋体"/>
-          <w:sz w:val="24"/>
-          <w:u w:val="single"/>
-        </w:rPr>
-        <w:t xml:space="preserve">    </w:t>
-      </w:r>
-    </w:p>
-    <w:p>
-      <w:pPr>
-        <w:rPr>
-          <w:rFonts w:ascii="宋体" w:eastAsia="宋体" w:hAnsi="宋体"/>
-        </w:rPr>
-      </w:pPr>
-      <w:r>
-        <w:rPr>
-          <w:rFonts w:ascii="宋体" w:eastAsia="宋体" w:hAnsi="宋体" w:hint="eastAsia"/>
-        </w:rPr>
-        <w:t>内容：</w:t>
-      </w:r>
-    </w:p>
-    <w:p>
-      <w:pPr>
-        <w:rPr>
-          <w:rFonts w:ascii="宋体" w:eastAsia="宋体" w:hAnsi="宋体"/>
-        </w:rPr>
-      </w:pPr>
-      <w:r>
-        <w:rPr>
-          <w:rFonts w:ascii="宋体" w:eastAsia="宋体" w:hAnsi="宋体" w:hint="eastAsia"/>
-        </w:rPr>
-        <w:t>数据分组：</w:t>
-      </w:r>
-      <w:proofErr w:type="spellStart"/>
-      <w:r>
-        <w:rPr>
-          <w:rFonts w:ascii="宋体" w:eastAsia="宋体" w:hAnsi="宋体"/>
-        </w:rPr>
-        <w:t>groupby</w:t>
-      </w:r>
-      <w:proofErr w:type="spellEnd"/>
-      <w:r>
-        <w:rPr>
-          <w:rFonts w:ascii="宋体" w:eastAsia="宋体" w:hAnsi="宋体"/>
-        </w:rPr>
-        <w:t>方法。</w:t>
-      </w:r>
-    </w:p>
-    <w:p>
-      <w:pPr>
-        <w:rPr>
-          <w:rFonts w:ascii="宋体" w:eastAsia="宋体" w:hAnsi="宋体"/>
-        </w:rPr>
-      </w:pPr>
-      <w:r>
-        <w:rPr>
-          <w:rFonts w:ascii="宋体" w:eastAsia="宋体" w:hAnsi="宋体" w:hint="eastAsia"/>
-        </w:rPr>
-        <w:t>聚合函数：</w:t>
-      </w:r>
-      <w:r>
-        <w:rPr>
-          <w:rFonts w:ascii="宋体" w:eastAsia="宋体" w:hAnsi="宋体"/>
-        </w:rPr>
-        <w:t>sum、mean、count等。</w:t>
-      </w:r>
-    </w:p>
-    <w:p>
-      <w:pPr>
-        <w:rPr>
-          <w:rFonts w:ascii="宋体" w:eastAsia="宋体" w:hAnsi="宋体"/>
-        </w:rPr>
-      </w:pPr>
-      <w:r>
-        <w:rPr>
-          <w:rFonts w:ascii="宋体" w:eastAsia="宋体" w:hAnsi="宋体" w:hint="eastAsia"/>
-        </w:rPr>
-        <w:t>实践操作：分组和聚合康复数据。</w:t>
-      </w:r>
-    </w:p>
-    <w:p>
-      <w:pPr>
-        <w:rPr>
-          <w:rFonts w:ascii="宋体" w:eastAsia="宋体" w:hAnsi="宋体"/>
-        </w:rPr>
-      </w:pPr>
-    </w:p>
-    <w:p>
-      <w:pPr>
-        <w:rPr>
-          <w:rFonts w:ascii="宋体" w:eastAsia="宋体" w:hAnsi="宋体"/>
-          <w:b/>
-          <w:sz w:val="24"/>
-        </w:rPr>
-      </w:pPr>
-      <w:r>
-        <w:rPr>
-          <w:rFonts w:ascii="宋体" w:eastAsia="宋体" w:hAnsi="宋体" w:hint="eastAsia"/>
-          <w:b/>
-          <w:sz w:val="24"/>
-        </w:rPr>
-        <w:t>数据可视化</w:t>
-      </w:r>
-    </w:p>
-    <w:p>
-      <w:pPr>
-        <w:rPr>
-          <w:rFonts w:ascii="宋体" w:eastAsia="宋体" w:hAnsi="宋体"/>
-        </w:rPr>
-      </w:pPr>
-      <w:r>
-        <w:rPr>
-          <w:rFonts w:ascii="宋体" w:eastAsia="宋体" w:hAnsi="宋体" w:hint="eastAsia"/>
-        </w:rPr>
-        <w:t>学习目标：综合运用所学知识进行数据清洗项目。</w:t>
-      </w:r>
-    </w:p>
-    <w:p>
-      <w:pPr>
-        <w:rPr>
-          <w:rFonts w:ascii="宋体" w:eastAsia="宋体" w:hAnsi="宋体"/>
-        </w:rPr>
-      </w:pPr>
-      <w:r>
-        <w:rPr>
-          <w:rFonts w:ascii="宋体" w:eastAsia="宋体" w:hAnsi="宋体" w:hint="eastAsia"/>
-        </w:rPr>
-        <w:t>内容：</w:t>
-      </w:r>
-    </w:p>
-    <w:p>
-      <w:pPr>
-        <w:rPr>
-          <w:rFonts w:ascii="宋体" w:eastAsia="宋体" w:hAnsi="宋体"/>
-        </w:rPr>
-      </w:pPr>
-      <w:r>
-        <w:rPr>
-          <w:rFonts w:ascii="宋体" w:eastAsia="宋体" w:hAnsi="宋体" w:hint="eastAsia"/>
-        </w:rPr>
-        <w:t>项目介绍：清洗一个多来源的康复数据集。</w:t>
+        <w:t>技术</w:t>
       </w:r>
       <w:bookmarkStart w:id="2" w:name="_GoBack"/>
       <w:bookmarkEnd w:id="2"/>
@@ -1022,6 +689,133 @@
         <w:rPr>
           <w:rFonts w:ascii="宋体" w:eastAsia="宋体" w:hAnsi="宋体" w:hint="eastAsia"/>
         </w:rPr>
+        <w:t>内容：</w:t>
+      </w:r>
+    </w:p>
+    <w:p>
+      <w:pPr>
+        <w:rPr>
+          <w:rFonts w:ascii="宋体" w:eastAsia="宋体" w:hAnsi="宋体"/>
+        </w:rPr>
+      </w:pPr>
+      <w:r>
+        <w:rPr>
+          <w:rFonts w:ascii="宋体" w:eastAsia="宋体" w:hAnsi="宋体" w:hint="eastAsia"/>
+        </w:rPr>
+        <w:t>数据分组：</w:t>
+      </w:r>
+      <w:r>
+        <w:rPr>
+          <w:rFonts w:ascii="宋体" w:eastAsia="宋体" w:hAnsi="宋体"/>
+        </w:rPr>
+        <w:t>groupby方法。</w:t>
+      </w:r>
+    </w:p>
+    <w:p>
+      <w:pPr>
+        <w:rPr>
+          <w:rFonts w:ascii="宋体" w:eastAsia="宋体" w:hAnsi="宋体"/>
+        </w:rPr>
+      </w:pPr>
+      <w:r>
+        <w:rPr>
+          <w:rFonts w:ascii="宋体" w:eastAsia="宋体" w:hAnsi="宋体" w:hint="eastAsia"/>
+        </w:rPr>
+        <w:t>聚合函数：</w:t>
+      </w:r>
+      <w:r>
+        <w:rPr>
+          <w:rFonts w:ascii="宋体" w:eastAsia="宋体" w:hAnsi="宋体"/>
+        </w:rPr>
+        <w:t>sum、mean、count等。</w:t>
+      </w:r>
+    </w:p>
+    <w:p>
+      <w:pPr>
+        <w:rPr>
+          <w:rFonts w:ascii="宋体" w:eastAsia="宋体" w:hAnsi="宋体"/>
+        </w:rPr>
+      </w:pPr>
+      <w:r>
+        <w:rPr>
+          <w:rFonts w:ascii="宋体" w:eastAsia="宋体" w:hAnsi="宋体" w:hint="eastAsia"/>
+        </w:rPr>
+        <w:t>实践操作：分组和聚合康复数据。</w:t>
+      </w:r>
+    </w:p>
+    <w:p>
+      <w:pPr>
+        <w:rPr>
+          <w:rFonts w:ascii="宋体" w:eastAsia="宋体" w:hAnsi="宋体"/>
+        </w:rPr>
+      </w:pPr>
+    </w:p>
+    <w:p>
+      <w:pPr>
+        <w:rPr>
+          <w:rFonts w:ascii="宋体" w:eastAsia="宋体" w:hAnsi="宋体"/>
+          <w:b/>
+          <w:sz w:val="24"/>
+        </w:rPr>
+      </w:pPr>
+      <w:r>
+        <w:rPr>
+          <w:rFonts w:ascii="宋体" w:eastAsia="宋体" w:hAnsi="宋体" w:hint="eastAsia"/>
+          <w:b/>
+          <w:sz w:val="24"/>
+        </w:rPr>
+        <w:t>数据可视化</w:t>
+      </w:r>
+    </w:p>
+    <w:p>
+      <w:pPr>
+        <w:rPr>
+          <w:rFonts w:ascii="宋体" w:eastAsia="宋体" w:hAnsi="宋体"/>
+        </w:rPr>
+      </w:pPr>
+      <w:r>
+        <w:rPr>
+          <w:rFonts w:ascii="宋体" w:eastAsia="宋体" w:hAnsi="宋体" w:hint="eastAsia"/>
+        </w:rPr>
+        <w:t>学习目标：综合运用所学知识进行数据清洗项目。</w:t>
+      </w:r>
+    </w:p>
+    <w:p>
+      <w:pPr>
+        <w:rPr>
+          <w:rFonts w:ascii="宋体" w:eastAsia="宋体" w:hAnsi="宋体"/>
+        </w:rPr>
+      </w:pPr>
+      <w:r>
+        <w:rPr>
+          <w:rFonts w:ascii="宋体" w:eastAsia="宋体" w:hAnsi="宋体" w:hint="eastAsia"/>
+        </w:rPr>
+        <w:t>内容：</w:t>
+      </w:r>
+    </w:p>
+    <w:p>
+      <w:pPr>
+        <w:rPr>
+          <w:rFonts w:ascii="宋体" w:eastAsia="宋体" w:hAnsi="宋体"/>
+        </w:rPr>
+      </w:pPr>
+      <w:r>
+        <w:rPr>
+          <w:rFonts w:ascii="宋体" w:eastAsia="宋体" w:hAnsi="宋体" w:hint="eastAsia"/>
+        </w:rPr>
+        <w:t>项目介绍：清洗一个多来源的康复数据集。</w:t>
+      </w:r>
+    </w:p>
+    <w:p>
+      <w:pPr>
+        <w:rPr>
+          <w:rFonts w:ascii="宋体" w:eastAsia="宋体" w:hAnsi="宋体"/>
+        </w:rPr>
+      </w:pPr>
+      <w:r>
+        <w:rPr>
+          <w:rFonts w:ascii="宋体" w:eastAsia="宋体" w:hAnsi="宋体" w:hint="eastAsia"/>
+        </w:rPr>
         <w:t>数据采集：导入多种格式的数据。</w:t>
       </w:r>
     </w:p>
@@ -1060,7 +854,7 @@
     <w:p>
       <w:pPr>
         <w:rPr>
-          <w:rFonts w:ascii="宋体" w:eastAsia="宋体" w:hAnsi="宋体" w:hint="eastAsia"/>
+          <w:rFonts w:ascii="宋体" w:eastAsia="宋体" w:hAnsi="宋体"/>
         </w:rPr>
       </w:pPr>
     </w:p>
